--- a/apps/api/src/data/preparation-docs/semana6-la-confianza.docx
+++ b/apps/api/src/data/preparation-docs/semana6-la-confianza.docx
@@ -2032,7 +2032,7 @@
         <w:vertAlign w:val="baseline"/>
         <w:rtl w:val="0"/>
       </w:rPr>
-      <w:t xml:space="preserve">Retiro Emaús – Polanco III</w:t>
+      <w:t xml:space="preserve">Retiro Emaús</w:t>
     </w:r>
   </w:p>
 </w:ftr>
@@ -2202,7 +2202,7 @@
                               <w:sz w:val="20"/>
                               <w:vertAlign w:val="baseline"/>
                             </w:rPr>
-                            <w:t xml:space="preserve">2 de Octubre</w:t>
+                            <w:t xml:space="preserve"/>
                           </w:r>
                           <w:r>
                             <w:rPr>
@@ -2215,7 +2215,7 @@
                               <w:sz w:val="20"/>
                               <w:vertAlign w:val="baseline"/>
                             </w:rPr>
-                            <w:t xml:space="preserve"> 2025</w:t>
+                            <w:t xml:space="preserve"/>
                           </w:r>
                         </w:p>
                       </w:txbxContent>
@@ -2340,7 +2340,7 @@
                               <w:sz w:val="20"/>
                               <w:vertAlign w:val="baseline"/>
                             </w:rPr>
-                            <w:t xml:space="preserve">Preparación Retiro </w:t>
+                            <w:t xml:space="preserve">Preparación Retiro</w:t>
                           </w:r>
                           <w:r>
                             <w:rPr>
@@ -2353,7 +2353,7 @@
                               <w:sz w:val="20"/>
                               <w:vertAlign w:val="baseline"/>
                             </w:rPr>
-                            <w:t xml:space="preserve">Del Valle I</w:t>
+                            <w:t xml:space="preserve"/>
                           </w:r>
                         </w:p>
                       </w:txbxContent>
